--- a/human/tasks/G-04/summary.docx
+++ b/human/tasks/G-04/summary.docx
@@ -143,7 +143,7 @@
     </w:p>
     <w:p>
       <w:r>
-        <w:t>先纠正Agent当前事实和实际导航，再生成任务及串联Word。根目录双层整体迁移尚未完成，业务源代码和共享资源仍须在全包整理后实际迁移并验证。</w:t>
+        <w:t>先纠正Agent当前事实和实际导航，再生成任务及串联Word。根目录19/19项已迁入human/agent，当前读取和运行入口已验证，业务签收不变。</w:t>
       </w:r>
     </w:p>
     <w:p>
@@ -202,7 +202,12 @@
     </w:p>
     <w:p>
       <w:r>
-        <w:t>累计52/71包规范化，剩余19，下一B-03。保持BLOCKED_EXTERNAL，继续逐包梳理和最终根目录物理迁移，不把材料整理完成等同于研究正式准入。</w:t>
+        <w:t>规范化71/71包、根目录迁移19/19项完成；每包Word由Agent源生成。</w:t>
+      </w:r>
+    </w:p>
+    <w:p>
+      <w:r>
+        <w:t>业务状态BLOCKED_EXTERNAL，原签收与未交付项不变；后续按注册表和实际依赖推进。</w:t>
       </w:r>
     </w:p>
     <w:p>
